--- a/daily-reports/2026-09-08/report.docx
+++ b/daily-reports/2026-09-08/report.docx
@@ -28,28 +28,28 @@
         <w:pStyle w:val="Heading2"/>
       </w:pPr>
       <w:r>
-        <w:t>1. lnkiai/m3e-canvas  ⭐ 4,773</w:t>
+        <w:t>1. lnkiai/m3e-canvas  ⭐ 4,786</w:t>
       </w:r>
     </w:p>
     <w:p>
       <w:r>
-        <w:t>语言：TypeScript ｜ Stars：4,773 ｜ Forks：419</w:t>
+        <w:t>语言：TypeScript ｜ Stars：4,786 ｜ Forks：421</w:t>
         <w:br/>
       </w:r>
       <w:r>
-        <w:t>这是什么：这是一个在浏览器里画图的工具，可以让你像用画板一样画出手机或网页的界面草图，然后自动变成给AI编程用的提示词。</w:t>
+        <w:t>这是什么：这是一个在浏览器里画草图的工具，专门用来设计谷歌 Material 3 风格的界面，画完还能直接生成编程提示词。</w:t>
         <w:br/>
       </w:r>
       <w:r>
-        <w:t>能用来做什么：你可以用它快速画出界面想法，然后生成提示词，让AI帮你写代码，适合做原型设计。</w:t>
+        <w:t>能用来做什么：你可以用它快速画出手机 App 或网页的界面草图，然后自动得到让 AI 写代码的指令。</w:t>
         <w:br/>
       </w:r>
       <w:r>
-        <w:t>适用领域：界面设计、原型制作、AI辅助编程</w:t>
+        <w:t>适用领域：界面设计、原型制作、AI 辅助编程</w:t>
         <w:br/>
       </w:r>
       <w:r>
-        <w:t>对新手有什么帮助：适合新手学习如何用AI生成代码，不用写代码也能体验编程流程。</w:t>
+        <w:t>对新手有什么帮助：适合想学界面设计或 AI 编程的新手，能帮你把想法变成代码。</w:t>
         <w:br/>
       </w:r>
       <w:r>
@@ -61,20 +61,20 @@
         <w:pStyle w:val="Heading2"/>
       </w:pPr>
       <w:r>
-        <w:t>2. ashemag/human-atlas  ⭐ 2,113</w:t>
+        <w:t>2. ashemag/human-atlas  ⭐ 2,122</w:t>
       </w:r>
     </w:p>
     <w:p>
       <w:r>
-        <w:t>语言：TypeScript ｜ Stars：2,113 ｜ Forks：549</w:t>
+        <w:t>语言：TypeScript ｜ Stars：2,122 ｜ Forks：552</w:t>
         <w:br/>
       </w:r>
       <w:r>
-        <w:t>这是什么：这是一个开源的3D人体解剖图工具，包含2234个可点击的人体部位模型，可以分层查看、搜索和爆炸视图。</w:t>
+        <w:t>这是什么：这是一个开源的 3D 人体解剖浏览器，包含 2234 个可点击的人体部位模型，可以分层查看、搜索和爆炸视图。</w:t>
         <w:br/>
       </w:r>
       <w:r>
-        <w:t>能用来做什么：你可以用来学习人体结构，比如查看骨骼、肌肉等系统，点击部位看名称和位置。</w:t>
+        <w:t>能用来做什么：你可以用它来探索人体结构，比如查看骨骼、肌肉或器官的 3D 模型，并点击每个部位了解详情。</w:t>
         <w:br/>
       </w:r>
       <w:r>
@@ -82,7 +82,7 @@
         <w:br/>
       </w:r>
       <w:r>
-        <w:t>对新手有什么帮助：对新手来说，是直观了解人体构造的好工具，比看书更生动。</w:t>
+        <w:t>对新手有什么帮助：对医学或生物感兴趣的新手，可以直观地学习人体结构，比看书更生动。</w:t>
         <w:br/>
       </w:r>
       <w:r>
@@ -94,28 +94,28 @@
         <w:pStyle w:val="Heading2"/>
       </w:pPr>
       <w:r>
-        <w:t>3. Rion-Wu-tech/wechat-intelligence-hub  ⭐ 1,869</w:t>
+        <w:t>3. Rion-Wu-tech/wechat-intelligence-hub  ⭐ 1,871</w:t>
       </w:r>
     </w:p>
     <w:p>
       <w:r>
-        <w:t>语言：Python ｜ Stars：1,869 ｜ Forks：2,441</w:t>
+        <w:t>语言：Python ｜ Stars：1,871 ｜ Forks：2,446</w:t>
         <w:br/>
       </w:r>
       <w:r>
-        <w:t>这是什么：这是一个本地优先的微信智能系统，提供只读命令行工具，可以搜索聊天记录、生成每日简报、跟踪待办和机会。</w:t>
+        <w:t>这是什么：这是一个本地优先的微信智能系统，提供只读的命令行工具，可以搜索聊天记录、生成每日简报、跟踪待办事项和机会。</w:t>
         <w:br/>
       </w:r>
       <w:r>
-        <w:t>能用来做什么：你可以用它分析自己的微信聊天，比如找重要信息、回顾对话，或者让AI帮你总结每日要点。</w:t>
+        <w:t>能用来做什么：你可以用它来分析自己的微信聊天数据，比如查找历史对话、生成每日总结，或者提醒你跟进重要联系人。</w:t>
         <w:br/>
       </w:r>
       <w:r>
-        <w:t>适用领域：个人管理、信息整理、数据分析</w:t>
+        <w:t>适用领域：个人数据管理、效率提升、信息整理</w:t>
         <w:br/>
       </w:r>
       <w:r>
-        <w:t>对新手有什么帮助：适合想管理微信信息的新手，不用手动翻聊天记录，AI帮你整理。</w:t>
+        <w:t>对新手有什么帮助：适合想管理个人微信数据的新手，能帮你从聊天记录中提取有价值的信息。</w:t>
         <w:br/>
       </w:r>
       <w:r>
@@ -132,23 +132,23 @@
     </w:p>
     <w:p>
       <w:r>
-        <w:t>语言：Python ｜ Stars：1,186 ｜ Forks：161</w:t>
+        <w:t>语言：Python ｜ Stars：1,186 ｜ Forks：162</w:t>
         <w:br/>
       </w:r>
       <w:r>
-        <w:t>这是什么：这是一个免费开源项目，能把YouTube长视频自动变成爆款短视频，包括高光检测、字幕、翻译和配音。</w:t>
+        <w:t>这是什么：这是一个免费开源项目，可以把 YouTube 长视频自动转换成爆款短视频，包括高光检测、字幕、翻译和配音。</w:t>
         <w:br/>
       </w:r>
       <w:r>
-        <w:t>能用来做什么：你可以把长视频丢进去，它会自动剪出精彩片段，加上字幕和配音，适合做短视频内容。</w:t>
+        <w:t>能用来做什么：你可以把一段长视频放进去，它会自动找出精彩片段，加上字幕和配音，生成适合抖音或 YouTube Shorts 的短视频。</w:t>
         <w:br/>
       </w:r>
       <w:r>
-        <w:t>适用领域：视频制作、内容创作、社交媒体</w:t>
+        <w:t>适用领域：视频创作、内容营销、自媒体运营</w:t>
         <w:br/>
       </w:r>
       <w:r>
-        <w:t>对新手有什么帮助：对新手来说，不用学剪辑就能做出短视频，很实用。</w:t>
+        <w:t>对新手有什么帮助：适合想学视频剪辑或做自媒体的新手，能帮你快速制作短视频，省去手动剪辑的麻烦。</w:t>
         <w:br/>
       </w:r>
       <w:r>
@@ -160,28 +160,28 @@
         <w:pStyle w:val="Heading2"/>
       </w:pPr>
       <w:r>
-        <w:t>5. vinzdg/codenotch  ⭐ 961</w:t>
+        <w:t>5. vinzdg/codenotch  ⭐ 963</w:t>
       </w:r>
     </w:p>
     <w:p>
       <w:r>
-        <w:t>语言：Swift ｜ Stars：961 ｜ Forks：153</w:t>
+        <w:t>语言：Swift ｜ Stars：963 ｜ Forks：154</w:t>
         <w:br/>
       </w:r>
       <w:r>
-        <w:t>这是什么：这是一个macOS应用，可以把Claude Code、Cursor等AI编程工具的使用时间限制显示在屏幕边缘，帮你管理使用量。</w:t>
+        <w:t>这是什么：这是一个 macOS 应用，可以把 Claude Code、Cursor、Codex 等 AI 编程工具的使用限制（比如时间或次数）固定在屏幕边缘，方便你随时查看。</w:t>
         <w:br/>
       </w:r>
       <w:r>
-        <w:t>能用来做什么：你可以用它监控自己用AI编程工具的时间，防止超时或超量。</w:t>
+        <w:t>能用来做什么：你可以用它来监控自己使用 AI 编程工具的额度，避免超时或超量，从而更好地管理时间和成本。</w:t>
         <w:br/>
       </w:r>
       <w:r>
-        <w:t>适用领域：时间管理、编程工具、效率提升</w:t>
+        <w:t>适用领域：编程效率、时间管理、AI 工具使用</w:t>
         <w:br/>
       </w:r>
       <w:r>
-        <w:t>对新手有什么帮助：适合新手控制自己用AI工具的时间，避免过度依赖。</w:t>
+        <w:t>对新手有什么帮助：对用 AI 编程的新手来说，它能帮你直观地看到使用情况，避免不知不觉超支。</w:t>
         <w:br/>
       </w:r>
       <w:r>
@@ -220,7 +220,7 @@
       </w:r>
       <w:r>
         <w:br/>
-        <w:t>摘要：vLLM 项目在 AMD GPU 上实现了投机解码（Speculative Decoding），这是一种加速大语言模型推理的技术，通过小模型草稿和大模型验证来提升生成速度。该进展值得关注，因为它扩展了 vLLM 对 AMD 硬件的支持，为更多用户提供了高效推理选项。</w:t>
+        <w:t>摘要：vLLM 在 AMD GPU 上实现了投机解码，通过并行验证多个候选 token 来加速推理，显著提升了大模型在 AMD 硬件上的生成速度，为 AMD 用户提供了更高效的推理方案。</w:t>
       </w:r>
     </w:p>
     <w:p>
@@ -239,7 +239,7 @@
       </w:r>
       <w:r>
         <w:br/>
-        <w:t>摘要：OpenAI 重新对 Plus 和 Business Standard 用户实施 5 小时的使用限制，可能是为了管理服务器负载或成本。这一变化直接影响用户使用体验，值得关注其背后的资源分配策略及对订阅者满意度的影响。</w:t>
+        <w:t>摘要：OpenAI 重新对 Plus 和 Business 标准用户实施 5 小时使用限制，可能旨在管理资源或应对高负载，但引发了用户对服务可用性和政策反复的讨论。</w:t>
       </w:r>
     </w:p>
     <w:p>
@@ -263,7 +263,7 @@
       </w:r>
       <w:r>
         <w:br/>
-        <w:t>摘要：一款能够快速变形和合体的机器人产品已推向全球 50 个国家，其独特功能可能吸引消费者和科技爱好者。该新闻展示了机器人技术在消费市场的创新应用，值得关注其市场接受度和技术亮点。</w:t>
+        <w:t>摘要：一款能快速变形并合体的机器人产品，在 3 秒内完成变身，已销往全球 50 个国家，展示了消费级机器人玩具的创新与市场潜力。</w:t>
       </w:r>
     </w:p>
     <w:p>
@@ -287,7 +287,7 @@
       </w:r>
       <w:r>
         <w:br/>
-        <w:t>摘要：据报道，Claude 在黎曼猜想上取得重大突破，且结果已获人类数学家验证。这一消息若属实，将标志着 AI 在数学研究中的里程碑式进展，对科学界和 AI 领域都具有深远影响，值得高度关注。</w:t>
+        <w:t>摘要：Claude 在黎曼猜想上取得重大突破，其证明已被人类数学家验证，这标志着 AI 在数学研究领域迈出了关键一步，可能推动数学难题的解决。</w:t>
       </w:r>
     </w:p>
     <w:sectPr>
